--- a/media/F2111/output_dir/被测软件接口.docx
+++ b/media/F2111/output_dir/被测软件接口.docx
@@ -1,15 +1,13 @@
 
 <file path=word/document.xml><?xml version="1.0" encoding="utf-8"?>
-<w:document xmlns:wpc="http://schemas.microsoft.com/office/word/2010/wordprocessingCanvas" xmlns:cx="http://schemas.microsoft.com/office/drawing/2014/chartex" xmlns:cx1="http://schemas.microsoft.com/office/drawing/2015/9/8/chartex" xmlns:cx2="http://schemas.microsoft.com/office/drawing/2015/10/21/chartex" xmlns:cx3="http://schemas.microsoft.com/office/drawing/2016/5/9/chartex" xmlns:cx4="http://schemas.microsoft.com/office/drawing/2016/5/10/chartex" xmlns:cx5="http://schemas.microsoft.com/office/drawing/2016/5/11/chartex" xmlns:cx6="http://schemas.microsoft.com/office/drawing/2016/5/12/chartex" xmlns:cx7="http://schemas.microsoft.com/office/drawing/2016/5/13/chartex" xmlns:cx8="http://schemas.microsoft.com/office/drawing/2016/5/14/chartex" xmlns:mc="http://schemas.openxmlformats.org/markup-compatibility/2006" xmlns:aink="http://schemas.microsoft.com/office/drawing/2016/ink" xmlns:am3d="http://schemas.microsoft.com/office/drawing/2017/model3d" xmlns:o="urn:schemas-microsoft-com:office:office" xmlns:oel="http://schemas.microsoft.com/office/2019/extlst" xmlns:r="http://schemas.openxmlformats.org/officeDocument/2006/relationships" xmlns:m="http://schemas.openxmlformats.org/officeDocument/2006/math" xmlns:v="urn:schemas-microsoft-com:vml" xmlns:wp14="http://schemas.microsoft.com/office/word/2010/wordprocessingDrawing" xmlns:wp="http://schemas.openxmlformats.org/drawingml/2006/wordprocessingDrawing" xmlns:w10="urn:schemas-microsoft-com:office:word" xmlns:w="http://schemas.openxmlformats.org/wordprocessingml/2006/main" xmlns:w14="http://schemas.microsoft.com/office/word/2010/wordml" xmlns:w15="http://schemas.microsoft.com/office/word/2012/wordml" xmlns:w16cex="http://schemas.microsoft.com/office/word/2018/wordml/cex" xmlns:w16cid="http://schemas.microsoft.com/office/word/2016/wordml/cid" xmlns:w16="http://schemas.microsoft.com/office/word/2018/wordml" xmlns:w16du="http://schemas.microsoft.com/office/word/2023/wordml/word16du" xmlns:w16sdtdh="http://schemas.microsoft.com/office/word/2020/wordml/sdtdatahash" xmlns:w16se="http://schemas.microsoft.com/office/word/2015/wordml/symex" xmlns:wpg="http://schemas.microsoft.com/office/word/2010/wordprocessingGroup" xmlns:wpi="http://schemas.microsoft.com/office/word/2010/wordprocessingInk" xmlns:wne="http://schemas.microsoft.com/office/word/2006/wordml" xmlns:wps="http://schemas.microsoft.com/office/word/2010/wordprocessingShape" mc:Ignorable="w14 w15 w16se w16cid w16 w16cex w16sdtdh w16du wp14">
+<w:document xmlns:wpc="http://schemas.microsoft.com/office/word/2010/wordprocessingCanvas" xmlns:cx="http://schemas.microsoft.com/office/drawing/2014/chartex" xmlns:cx1="http://schemas.microsoft.com/office/drawing/2015/9/8/chartex" xmlns:cx2="http://schemas.microsoft.com/office/drawing/2015/10/21/chartex" xmlns:cx3="http://schemas.microsoft.com/office/drawing/2016/5/9/chartex" xmlns:cx4="http://schemas.microsoft.com/office/drawing/2016/5/10/chartex" xmlns:cx5="http://schemas.microsoft.com/office/drawing/2016/5/11/chartex" xmlns:cx6="http://schemas.microsoft.com/office/drawing/2016/5/12/chartex" xmlns:cx7="http://schemas.microsoft.com/office/drawing/2016/5/13/chartex" xmlns:cx8="http://schemas.microsoft.com/office/drawing/2016/5/14/chartex" xmlns:mc="http://schemas.openxmlformats.org/markup-compatibility/2006" xmlns:aink="http://schemas.microsoft.com/office/drawing/2016/ink" xmlns:am3d="http://schemas.microsoft.com/office/drawing/2017/model3d" xmlns:o="urn:schemas-microsoft-com:office:office" xmlns:oel="http://schemas.microsoft.com/office/2019/extlst" xmlns:r="http://schemas.openxmlformats.org/officeDocument/2006/relationships" xmlns:m="http://schemas.openxmlformats.org/officeDocument/2006/math" xmlns:v="urn:schemas-microsoft-com:vml" xmlns:wp14="http://schemas.microsoft.com/office/word/2010/wordprocessingDrawing" xmlns:wp="http://schemas.openxmlformats.org/drawingml/2006/wordprocessingDrawing" xmlns:w10="urn:schemas-microsoft-com:office:word" xmlns:w="http://schemas.openxmlformats.org/wordprocessingml/2006/main" xmlns:w14="http://schemas.microsoft.com/office/word/2010/wordml" xmlns:w15="http://schemas.microsoft.com/office/word/2012/wordml" xmlns:w16cex="http://schemas.microsoft.com/office/word/2018/wordml/cex" xmlns:w16cid="http://schemas.microsoft.com/office/word/2016/wordml/cid" xmlns:w16="http://schemas.microsoft.com/office/word/2018/wordml" xmlns:w16du="http://schemas.microsoft.com/office/word/2023/wordml/word16du" xmlns:w16sdtdh="http://schemas.microsoft.com/office/word/2020/wordml/sdtdatahash" xmlns:w16sdtfl="http://schemas.microsoft.com/office/word/2024/wordml/sdtformatlock" xmlns:w16se="http://schemas.microsoft.com/office/word/2015/wordml/symex" xmlns:wpg="http://schemas.microsoft.com/office/word/2010/wordprocessingGroup" xmlns:wpi="http://schemas.microsoft.com/office/word/2010/wordprocessingInk" xmlns:wne="http://schemas.microsoft.com/office/word/2006/wordml" xmlns:wps="http://schemas.microsoft.com/office/word/2010/wordprocessingShape" mc:Ignorable="w14 w15 w16se w16cid w16 w16cex w16sdtdh w16sdtfl w16du wp14">
   <w:body>
     <w:p>
       <w:pPr>
-        <w:pStyle w:val="aff2"/>
-        <w:ind w:firstLine="480"/>
+        <w:pStyle w:val="RC"/>
+        <w:adjustRightInd w:val="0"/>
         <w:rPr>
-          <w:szCs w:val="24"/>
-          <w:highlight w:val="yellow"/>
-          <w:lang w:val="x-none"/>
+          <w:rFonts w:cs="Times New Roman" w:hint="eastAsia"/>
         </w:rPr>
       </w:pPr>
       <w:r>
@@ -49,7 +47,13 @@
         <w:rPr>
           <w:szCs w:val="24"/>
         </w:rPr>
-        <w:t>软件外部接口示意图如下图所示。</w:t>
+        <w:t>软件外部接口示意图如下图所示</w:t>
+      </w:r>
+      <w:r>
+        <w:rPr>
+          <w:rFonts w:cs="Times New Roman"/>
+        </w:rPr>
+        <w:t>。</w:t>
       </w:r>
     </w:p>
     <w:bookmarkStart w:id="0" w:name="_Ref488752622"/>
@@ -130,85 +134,138 @@
       <w:pPr>
         <w:spacing w:line="360" w:lineRule="auto"/>
         <w:jc w:val="center"/>
+        <w:rPr>
+          <w:rFonts w:eastAsia="黑体"/>
+          <w:szCs w:val="21"/>
+        </w:rPr>
       </w:pPr>
       <w:r>
+        <w:rPr>
+          <w:rFonts w:eastAsia="黑体"/>
+        </w:rPr>
         <w:t>图</w:t>
       </w:r>
       <w:r>
+        <w:rPr>
+          <w:rFonts w:eastAsia="黑体"/>
+        </w:rPr>
         <w:fldChar w:fldCharType="begin"/>
       </w:r>
       <w:r>
+        <w:rPr>
+          <w:rFonts w:eastAsia="黑体"/>
+        </w:rPr>
         <w:instrText xml:space="preserve"> STYLEREF 1 \s </w:instrText>
       </w:r>
       <w:r>
+        <w:rPr>
+          <w:rFonts w:eastAsia="黑体"/>
+        </w:rPr>
         <w:fldChar w:fldCharType="separate"/>
       </w:r>
       <w:r>
         <w:rPr>
+          <w:rFonts w:eastAsia="黑体"/>
           <w:noProof/>
         </w:rPr>
         <w:t>5</w:t>
       </w:r>
       <w:r>
         <w:rPr>
-          <w:noProof/>
+          <w:rFonts w:eastAsia="黑体"/>
         </w:rPr>
         <w:fldChar w:fldCharType="end"/>
       </w:r>
       <w:r>
+        <w:rPr>
+          <w:rFonts w:eastAsia="黑体"/>
+        </w:rPr>
         <w:noBreakHyphen/>
       </w:r>
       <w:r>
+        <w:rPr>
+          <w:rFonts w:eastAsia="黑体"/>
+        </w:rPr>
         <w:fldChar w:fldCharType="begin"/>
       </w:r>
       <w:r>
+        <w:rPr>
+          <w:rFonts w:eastAsia="黑体"/>
+        </w:rPr>
         <w:instrText xml:space="preserve"> SEQ </w:instrText>
       </w:r>
       <w:r>
+        <w:rPr>
+          <w:rFonts w:eastAsia="黑体"/>
+        </w:rPr>
         <w:instrText>图</w:instrText>
       </w:r>
       <w:r>
+        <w:rPr>
+          <w:rFonts w:eastAsia="黑体"/>
+        </w:rPr>
         <w:instrText xml:space="preserve"> \* ARABIC \s 1 </w:instrText>
       </w:r>
       <w:r>
+        <w:rPr>
+          <w:rFonts w:eastAsia="黑体"/>
+        </w:rPr>
         <w:fldChar w:fldCharType="separate"/>
       </w:r>
       <w:r>
         <w:rPr>
+          <w:rFonts w:eastAsia="黑体"/>
           <w:noProof/>
         </w:rPr>
-        <w:t>2</w:t>
+        <w:t>1</w:t>
       </w:r>
       <w:r>
+        <w:rPr>
+          <w:rFonts w:eastAsia="黑体"/>
+        </w:rPr>
         <w:fldChar w:fldCharType="end"/>
       </w:r>
-      <w:bookmarkEnd w:id="0"/>
+      <w:r>
+        <w:rPr>
+          <w:rFonts w:eastAsia="黑体"/>
+          <w:szCs w:val="21"/>
+        </w:rPr>
+        <w:t xml:space="preserve">FPGA测试项目</w:t>
+      </w:r>
+      <w:r>
+        <w:rPr>
+          <w:rFonts w:eastAsia="黑体"/>
+          <w:szCs w:val="21"/>
+        </w:rPr>
+        <w:t>软件</w:t>
+      </w:r>
+      <w:r>
+        <w:rPr>
+          <w:rFonts w:eastAsia="黑体" w:hint="eastAsia"/>
+          <w:szCs w:val="21"/>
+        </w:rPr>
+        <w:t>接口关系图</w:t>
+      </w:r>
+    </w:p>
+    <w:p>
+      <w:pPr>
+        <w:pStyle w:val="RC"/>
+        <w:adjustRightInd w:val="0"/>
+        <w:rPr>
+          <w:rFonts w:cs="Times New Roman" w:hint="eastAsia"/>
+        </w:rPr>
+      </w:pPr>
       <w:r>
         <w:rPr>
           <w:szCs w:val="24"/>
         </w:rPr>
-        <w:t xml:space="preserve">FPGA测试项目</w:t>
+        <w:t>各接口具体内容如下表所示</w:t>
       </w:r>
       <w:r>
-        <w:t>软件外部接口图</w:t>
-      </w:r>
-      <w:bookmarkEnd w:id="1"/>
-      <w:bookmarkEnd w:id="2"/>
-      <w:bookmarkEnd w:id="3"/>
-    </w:p>
-    <w:p>
-      <w:pPr>
-        <w:pStyle w:val="aff2"/>
-        <w:ind w:firstLine="480"/>
         <w:rPr>
-          <w:szCs w:val="24"/>
+          <w:rFonts w:cs="Times New Roman" w:hint="eastAsia"/>
         </w:rPr>
-      </w:pPr>
-      <w:r>
-        <w:rPr>
-          <w:szCs w:val="24"/>
-        </w:rPr>
-        <w:t>各接口具体内容如下表所示：</w:t>
+        <w:t>：</w:t>
       </w:r>
     </w:p>
     <w:p>
@@ -223,6 +280,10 @@
       <w:bookmarkStart w:id="4" w:name="_Ref488752639"/>
       <w:bookmarkStart w:id="5" w:name="_Toc489719242"/>
       <w:bookmarkStart w:id="6" w:name="_Toc87975209"/>
+      <w:bookmarkEnd w:id="0"/>
+      <w:bookmarkEnd w:id="1"/>
+      <w:bookmarkEnd w:id="2"/>
+      <w:bookmarkEnd w:id="3"/>
       <w:r>
         <w:rPr>
           <w:rFonts w:eastAsia="黑体"/>
@@ -443,7 +504,7 @@
               <w:jc w:val="center"/>
               <w:textAlignment w:val="center"/>
               <w:rPr>
-                <w:rFonts w:eastAsia="黑体" w:hint="eastAsia"/>
+                <w:rFonts w:eastAsia="黑体"/>
                 <w:szCs w:val="21"/>
               </w:rPr>
             </w:pPr>
@@ -542,7 +603,7 @@
 </file>
 
 <file path=word/endnotes.xml><?xml version="1.0" encoding="utf-8"?>
-<w:endnotes xmlns:wpc="http://schemas.microsoft.com/office/word/2010/wordprocessingCanvas" xmlns:cx="http://schemas.microsoft.com/office/drawing/2014/chartex" xmlns:cx1="http://schemas.microsoft.com/office/drawing/2015/9/8/chartex" xmlns:cx2="http://schemas.microsoft.com/office/drawing/2015/10/21/chartex" xmlns:cx3="http://schemas.microsoft.com/office/drawing/2016/5/9/chartex" xmlns:cx4="http://schemas.microsoft.com/office/drawing/2016/5/10/chartex" xmlns:cx5="http://schemas.microsoft.com/office/drawing/2016/5/11/chartex" xmlns:cx6="http://schemas.microsoft.com/office/drawing/2016/5/12/chartex" xmlns:cx7="http://schemas.microsoft.com/office/drawing/2016/5/13/chartex" xmlns:cx8="http://schemas.microsoft.com/office/drawing/2016/5/14/chartex" xmlns:mc="http://schemas.openxmlformats.org/markup-compatibility/2006" xmlns:aink="http://schemas.microsoft.com/office/drawing/2016/ink" xmlns:am3d="http://schemas.microsoft.com/office/drawing/2017/model3d" xmlns:o="urn:schemas-microsoft-com:office:office" xmlns:oel="http://schemas.microsoft.com/office/2019/extlst" xmlns:r="http://schemas.openxmlformats.org/officeDocument/2006/relationships" xmlns:m="http://schemas.openxmlformats.org/officeDocument/2006/math" xmlns:v="urn:schemas-microsoft-com:vml" xmlns:wp14="http://schemas.microsoft.com/office/word/2010/wordprocessingDrawing" xmlns:wp="http://schemas.openxmlformats.org/drawingml/2006/wordprocessingDrawing" xmlns:w10="urn:schemas-microsoft-com:office:word" xmlns:w="http://schemas.openxmlformats.org/wordprocessingml/2006/main" xmlns:w14="http://schemas.microsoft.com/office/word/2010/wordml" xmlns:w15="http://schemas.microsoft.com/office/word/2012/wordml" xmlns:w16cex="http://schemas.microsoft.com/office/word/2018/wordml/cex" xmlns:w16cid="http://schemas.microsoft.com/office/word/2016/wordml/cid" xmlns:w16="http://schemas.microsoft.com/office/word/2018/wordml" xmlns:w16du="http://schemas.microsoft.com/office/word/2023/wordml/word16du" xmlns:w16sdtdh="http://schemas.microsoft.com/office/word/2020/wordml/sdtdatahash" xmlns:w16se="http://schemas.microsoft.com/office/word/2015/wordml/symex" xmlns:wpg="http://schemas.microsoft.com/office/word/2010/wordprocessingGroup" xmlns:wpi="http://schemas.microsoft.com/office/word/2010/wordprocessingInk" xmlns:wne="http://schemas.microsoft.com/office/word/2006/wordml" xmlns:wps="http://schemas.microsoft.com/office/word/2010/wordprocessingShape" mc:Ignorable="w14 w15 w16se w16cid w16 w16cex w16sdtdh w16du wp14">
+<w:endnotes xmlns:wpc="http://schemas.microsoft.com/office/word/2010/wordprocessingCanvas" xmlns:cx="http://schemas.microsoft.com/office/drawing/2014/chartex" xmlns:cx1="http://schemas.microsoft.com/office/drawing/2015/9/8/chartex" xmlns:cx2="http://schemas.microsoft.com/office/drawing/2015/10/21/chartex" xmlns:cx3="http://schemas.microsoft.com/office/drawing/2016/5/9/chartex" xmlns:cx4="http://schemas.microsoft.com/office/drawing/2016/5/10/chartex" xmlns:cx5="http://schemas.microsoft.com/office/drawing/2016/5/11/chartex" xmlns:cx6="http://schemas.microsoft.com/office/drawing/2016/5/12/chartex" xmlns:cx7="http://schemas.microsoft.com/office/drawing/2016/5/13/chartex" xmlns:cx8="http://schemas.microsoft.com/office/drawing/2016/5/14/chartex" xmlns:mc="http://schemas.openxmlformats.org/markup-compatibility/2006" xmlns:aink="http://schemas.microsoft.com/office/drawing/2016/ink" xmlns:am3d="http://schemas.microsoft.com/office/drawing/2017/model3d" xmlns:o="urn:schemas-microsoft-com:office:office" xmlns:oel="http://schemas.microsoft.com/office/2019/extlst" xmlns:r="http://schemas.openxmlformats.org/officeDocument/2006/relationships" xmlns:m="http://schemas.openxmlformats.org/officeDocument/2006/math" xmlns:v="urn:schemas-microsoft-com:vml" xmlns:wp14="http://schemas.microsoft.com/office/word/2010/wordprocessingDrawing" xmlns:wp="http://schemas.openxmlformats.org/drawingml/2006/wordprocessingDrawing" xmlns:w10="urn:schemas-microsoft-com:office:word" xmlns:w="http://schemas.openxmlformats.org/wordprocessingml/2006/main" xmlns:w14="http://schemas.microsoft.com/office/word/2010/wordml" xmlns:w15="http://schemas.microsoft.com/office/word/2012/wordml" xmlns:w16cex="http://schemas.microsoft.com/office/word/2018/wordml/cex" xmlns:w16cid="http://schemas.microsoft.com/office/word/2016/wordml/cid" xmlns:w16="http://schemas.microsoft.com/office/word/2018/wordml" xmlns:w16du="http://schemas.microsoft.com/office/word/2023/wordml/word16du" xmlns:w16sdtdh="http://schemas.microsoft.com/office/word/2020/wordml/sdtdatahash" xmlns:w16sdtfl="http://schemas.microsoft.com/office/word/2024/wordml/sdtformatlock" xmlns:w16se="http://schemas.microsoft.com/office/word/2015/wordml/symex" xmlns:wpg="http://schemas.microsoft.com/office/word/2010/wordprocessingGroup" xmlns:wpi="http://schemas.microsoft.com/office/word/2010/wordprocessingInk" xmlns:wne="http://schemas.microsoft.com/office/word/2006/wordml" xmlns:wps="http://schemas.microsoft.com/office/word/2010/wordprocessingShape" mc:Ignorable="w14 w15 w16se w16cid w16 w16cex w16sdtdh w16sdtfl w16du wp14">
   <w:endnote w:type="separator" w:id="-1">
     <w:p>
       <w:r>
@@ -561,7 +622,7 @@
 </file>
 
 <file path=word/footer1.xml><?xml version="1.0" encoding="utf-8"?>
-<w:ftr xmlns:wpc="http://schemas.microsoft.com/office/word/2010/wordprocessingCanvas" xmlns:cx="http://schemas.microsoft.com/office/drawing/2014/chartex" xmlns:cx1="http://schemas.microsoft.com/office/drawing/2015/9/8/chartex" xmlns:cx2="http://schemas.microsoft.com/office/drawing/2015/10/21/chartex" xmlns:cx3="http://schemas.microsoft.com/office/drawing/2016/5/9/chartex" xmlns:cx4="http://schemas.microsoft.com/office/drawing/2016/5/10/chartex" xmlns:cx5="http://schemas.microsoft.com/office/drawing/2016/5/11/chartex" xmlns:cx6="http://schemas.microsoft.com/office/drawing/2016/5/12/chartex" xmlns:cx7="http://schemas.microsoft.com/office/drawing/2016/5/13/chartex" xmlns:cx8="http://schemas.microsoft.com/office/drawing/2016/5/14/chartex" xmlns:mc="http://schemas.openxmlformats.org/markup-compatibility/2006" xmlns:aink="http://schemas.microsoft.com/office/drawing/2016/ink" xmlns:am3d="http://schemas.microsoft.com/office/drawing/2017/model3d" xmlns:o="urn:schemas-microsoft-com:office:office" xmlns:oel="http://schemas.microsoft.com/office/2019/extlst" xmlns:r="http://schemas.openxmlformats.org/officeDocument/2006/relationships" xmlns:m="http://schemas.openxmlformats.org/officeDocument/2006/math" xmlns:v="urn:schemas-microsoft-com:vml" xmlns:wp14="http://schemas.microsoft.com/office/word/2010/wordprocessingDrawing" xmlns:wp="http://schemas.openxmlformats.org/drawingml/2006/wordprocessingDrawing" xmlns:w10="urn:schemas-microsoft-com:office:word" xmlns:w="http://schemas.openxmlformats.org/wordprocessingml/2006/main" xmlns:w14="http://schemas.microsoft.com/office/word/2010/wordml" xmlns:w15="http://schemas.microsoft.com/office/word/2012/wordml" xmlns:w16cex="http://schemas.microsoft.com/office/word/2018/wordml/cex" xmlns:w16cid="http://schemas.microsoft.com/office/word/2016/wordml/cid" xmlns:w16="http://schemas.microsoft.com/office/word/2018/wordml" xmlns:w16du="http://schemas.microsoft.com/office/word/2023/wordml/word16du" xmlns:w16sdtdh="http://schemas.microsoft.com/office/word/2020/wordml/sdtdatahash" xmlns:w16se="http://schemas.microsoft.com/office/word/2015/wordml/symex" xmlns:wpg="http://schemas.microsoft.com/office/word/2010/wordprocessingGroup" xmlns:wpi="http://schemas.microsoft.com/office/word/2010/wordprocessingInk" xmlns:wne="http://schemas.microsoft.com/office/word/2006/wordml" xmlns:wps="http://schemas.microsoft.com/office/word/2010/wordprocessingShape" mc:Ignorable="w14 w15 w16se w16cid w16 w16cex w16sdtdh w16du wp14">
+<w:ftr xmlns:wpc="http://schemas.microsoft.com/office/word/2010/wordprocessingCanvas" xmlns:cx="http://schemas.microsoft.com/office/drawing/2014/chartex" xmlns:cx1="http://schemas.microsoft.com/office/drawing/2015/9/8/chartex" xmlns:cx2="http://schemas.microsoft.com/office/drawing/2015/10/21/chartex" xmlns:cx3="http://schemas.microsoft.com/office/drawing/2016/5/9/chartex" xmlns:cx4="http://schemas.microsoft.com/office/drawing/2016/5/10/chartex" xmlns:cx5="http://schemas.microsoft.com/office/drawing/2016/5/11/chartex" xmlns:cx6="http://schemas.microsoft.com/office/drawing/2016/5/12/chartex" xmlns:cx7="http://schemas.microsoft.com/office/drawing/2016/5/13/chartex" xmlns:cx8="http://schemas.microsoft.com/office/drawing/2016/5/14/chartex" xmlns:mc="http://schemas.openxmlformats.org/markup-compatibility/2006" xmlns:aink="http://schemas.microsoft.com/office/drawing/2016/ink" xmlns:am3d="http://schemas.microsoft.com/office/drawing/2017/model3d" xmlns:o="urn:schemas-microsoft-com:office:office" xmlns:oel="http://schemas.microsoft.com/office/2019/extlst" xmlns:r="http://schemas.openxmlformats.org/officeDocument/2006/relationships" xmlns:m="http://schemas.openxmlformats.org/officeDocument/2006/math" xmlns:v="urn:schemas-microsoft-com:vml" xmlns:wp14="http://schemas.microsoft.com/office/word/2010/wordprocessingDrawing" xmlns:wp="http://schemas.openxmlformats.org/drawingml/2006/wordprocessingDrawing" xmlns:w10="urn:schemas-microsoft-com:office:word" xmlns:w="http://schemas.openxmlformats.org/wordprocessingml/2006/main" xmlns:w14="http://schemas.microsoft.com/office/word/2010/wordml" xmlns:w15="http://schemas.microsoft.com/office/word/2012/wordml" xmlns:w16cex="http://schemas.microsoft.com/office/word/2018/wordml/cex" xmlns:w16cid="http://schemas.microsoft.com/office/word/2016/wordml/cid" xmlns:w16="http://schemas.microsoft.com/office/word/2018/wordml" xmlns:w16du="http://schemas.microsoft.com/office/word/2023/wordml/word16du" xmlns:w16sdtdh="http://schemas.microsoft.com/office/word/2020/wordml/sdtdatahash" xmlns:w16sdtfl="http://schemas.microsoft.com/office/word/2024/wordml/sdtformatlock" xmlns:w16se="http://schemas.microsoft.com/office/word/2015/wordml/symex" xmlns:wpg="http://schemas.microsoft.com/office/word/2010/wordprocessingGroup" xmlns:wpi="http://schemas.microsoft.com/office/word/2010/wordprocessingInk" xmlns:wne="http://schemas.microsoft.com/office/word/2006/wordml" xmlns:wps="http://schemas.microsoft.com/office/word/2010/wordprocessingShape" mc:Ignorable="w14 w15 w16se w16cid w16 w16cex w16sdtdh w16sdtfl w16du wp14">
   <w:p>
     <w:pPr>
       <w:ind w:firstLine="360"/>
@@ -571,7 +632,7 @@
 </file>
 
 <file path=word/footnotes.xml><?xml version="1.0" encoding="utf-8"?>
-<w:footnotes xmlns:wpc="http://schemas.microsoft.com/office/word/2010/wordprocessingCanvas" xmlns:cx="http://schemas.microsoft.com/office/drawing/2014/chartex" xmlns:cx1="http://schemas.microsoft.com/office/drawing/2015/9/8/chartex" xmlns:cx2="http://schemas.microsoft.com/office/drawing/2015/10/21/chartex" xmlns:cx3="http://schemas.microsoft.com/office/drawing/2016/5/9/chartex" xmlns:cx4="http://schemas.microsoft.com/office/drawing/2016/5/10/chartex" xmlns:cx5="http://schemas.microsoft.com/office/drawing/2016/5/11/chartex" xmlns:cx6="http://schemas.microsoft.com/office/drawing/2016/5/12/chartex" xmlns:cx7="http://schemas.microsoft.com/office/drawing/2016/5/13/chartex" xmlns:cx8="http://schemas.microsoft.com/office/drawing/2016/5/14/chartex" xmlns:mc="http://schemas.openxmlformats.org/markup-compatibility/2006" xmlns:aink="http://schemas.microsoft.com/office/drawing/2016/ink" xmlns:am3d="http://schemas.microsoft.com/office/drawing/2017/model3d" xmlns:o="urn:schemas-microsoft-com:office:office" xmlns:oel="http://schemas.microsoft.com/office/2019/extlst" xmlns:r="http://schemas.openxmlformats.org/officeDocument/2006/relationships" xmlns:m="http://schemas.openxmlformats.org/officeDocument/2006/math" xmlns:v="urn:schemas-microsoft-com:vml" xmlns:wp14="http://schemas.microsoft.com/office/word/2010/wordprocessingDrawing" xmlns:wp="http://schemas.openxmlformats.org/drawingml/2006/wordprocessingDrawing" xmlns:w10="urn:schemas-microsoft-com:office:word" xmlns:w="http://schemas.openxmlformats.org/wordprocessingml/2006/main" xmlns:w14="http://schemas.microsoft.com/office/word/2010/wordml" xmlns:w15="http://schemas.microsoft.com/office/word/2012/wordml" xmlns:w16cex="http://schemas.microsoft.com/office/word/2018/wordml/cex" xmlns:w16cid="http://schemas.microsoft.com/office/word/2016/wordml/cid" xmlns:w16="http://schemas.microsoft.com/office/word/2018/wordml" xmlns:w16du="http://schemas.microsoft.com/office/word/2023/wordml/word16du" xmlns:w16sdtdh="http://schemas.microsoft.com/office/word/2020/wordml/sdtdatahash" xmlns:w16se="http://schemas.microsoft.com/office/word/2015/wordml/symex" xmlns:wpg="http://schemas.microsoft.com/office/word/2010/wordprocessingGroup" xmlns:wpi="http://schemas.microsoft.com/office/word/2010/wordprocessingInk" xmlns:wne="http://schemas.microsoft.com/office/word/2006/wordml" xmlns:wps="http://schemas.microsoft.com/office/word/2010/wordprocessingShape" mc:Ignorable="w14 w15 w16se w16cid w16 w16cex w16sdtdh w16du wp14">
+<w:footnotes xmlns:wpc="http://schemas.microsoft.com/office/word/2010/wordprocessingCanvas" xmlns:cx="http://schemas.microsoft.com/office/drawing/2014/chartex" xmlns:cx1="http://schemas.microsoft.com/office/drawing/2015/9/8/chartex" xmlns:cx2="http://schemas.microsoft.com/office/drawing/2015/10/21/chartex" xmlns:cx3="http://schemas.microsoft.com/office/drawing/2016/5/9/chartex" xmlns:cx4="http://schemas.microsoft.com/office/drawing/2016/5/10/chartex" xmlns:cx5="http://schemas.microsoft.com/office/drawing/2016/5/11/chartex" xmlns:cx6="http://schemas.microsoft.com/office/drawing/2016/5/12/chartex" xmlns:cx7="http://schemas.microsoft.com/office/drawing/2016/5/13/chartex" xmlns:cx8="http://schemas.microsoft.com/office/drawing/2016/5/14/chartex" xmlns:mc="http://schemas.openxmlformats.org/markup-compatibility/2006" xmlns:aink="http://schemas.microsoft.com/office/drawing/2016/ink" xmlns:am3d="http://schemas.microsoft.com/office/drawing/2017/model3d" xmlns:o="urn:schemas-microsoft-com:office:office" xmlns:oel="http://schemas.microsoft.com/office/2019/extlst" xmlns:r="http://schemas.openxmlformats.org/officeDocument/2006/relationships" xmlns:m="http://schemas.openxmlformats.org/officeDocument/2006/math" xmlns:v="urn:schemas-microsoft-com:vml" xmlns:wp14="http://schemas.microsoft.com/office/word/2010/wordprocessingDrawing" xmlns:wp="http://schemas.openxmlformats.org/drawingml/2006/wordprocessingDrawing" xmlns:w10="urn:schemas-microsoft-com:office:word" xmlns:w="http://schemas.openxmlformats.org/wordprocessingml/2006/main" xmlns:w14="http://schemas.microsoft.com/office/word/2010/wordml" xmlns:w15="http://schemas.microsoft.com/office/word/2012/wordml" xmlns:w16cex="http://schemas.microsoft.com/office/word/2018/wordml/cex" xmlns:w16cid="http://schemas.microsoft.com/office/word/2016/wordml/cid" xmlns:w16="http://schemas.microsoft.com/office/word/2018/wordml" xmlns:w16du="http://schemas.microsoft.com/office/word/2023/wordml/word16du" xmlns:w16sdtdh="http://schemas.microsoft.com/office/word/2020/wordml/sdtdatahash" xmlns:w16sdtfl="http://schemas.microsoft.com/office/word/2024/wordml/sdtformatlock" xmlns:w16se="http://schemas.microsoft.com/office/word/2015/wordml/symex" xmlns:wpg="http://schemas.microsoft.com/office/word/2010/wordprocessingGroup" xmlns:wpi="http://schemas.microsoft.com/office/word/2010/wordprocessingInk" xmlns:wne="http://schemas.microsoft.com/office/word/2006/wordml" xmlns:wps="http://schemas.microsoft.com/office/word/2010/wordprocessingShape" mc:Ignorable="w14 w15 w16se w16cid w16 w16cex w16sdtdh w16sdtfl w16du wp14">
   <w:footnote w:type="separator" w:id="-1">
     <w:p>
       <w:r>
@@ -590,7 +651,7 @@
 </file>
 
 <file path=word/header1.xml><?xml version="1.0" encoding="utf-8"?>
-<w:hdr xmlns:wpc="http://schemas.microsoft.com/office/word/2010/wordprocessingCanvas" xmlns:cx="http://schemas.microsoft.com/office/drawing/2014/chartex" xmlns:cx1="http://schemas.microsoft.com/office/drawing/2015/9/8/chartex" xmlns:cx2="http://schemas.microsoft.com/office/drawing/2015/10/21/chartex" xmlns:cx3="http://schemas.microsoft.com/office/drawing/2016/5/9/chartex" xmlns:cx4="http://schemas.microsoft.com/office/drawing/2016/5/10/chartex" xmlns:cx5="http://schemas.microsoft.com/office/drawing/2016/5/11/chartex" xmlns:cx6="http://schemas.microsoft.com/office/drawing/2016/5/12/chartex" xmlns:cx7="http://schemas.microsoft.com/office/drawing/2016/5/13/chartex" xmlns:cx8="http://schemas.microsoft.com/office/drawing/2016/5/14/chartex" xmlns:mc="http://schemas.openxmlformats.org/markup-compatibility/2006" xmlns:aink="http://schemas.microsoft.com/office/drawing/2016/ink" xmlns:am3d="http://schemas.microsoft.com/office/drawing/2017/model3d" xmlns:o="urn:schemas-microsoft-com:office:office" xmlns:oel="http://schemas.microsoft.com/office/2019/extlst" xmlns:r="http://schemas.openxmlformats.org/officeDocument/2006/relationships" xmlns:m="http://schemas.openxmlformats.org/officeDocument/2006/math" xmlns:v="urn:schemas-microsoft-com:vml" xmlns:wp14="http://schemas.microsoft.com/office/word/2010/wordprocessingDrawing" xmlns:wp="http://schemas.openxmlformats.org/drawingml/2006/wordprocessingDrawing" xmlns:w10="urn:schemas-microsoft-com:office:word" xmlns:w="http://schemas.openxmlformats.org/wordprocessingml/2006/main" xmlns:w14="http://schemas.microsoft.com/office/word/2010/wordml" xmlns:w15="http://schemas.microsoft.com/office/word/2012/wordml" xmlns:w16cex="http://schemas.microsoft.com/office/word/2018/wordml/cex" xmlns:w16cid="http://schemas.microsoft.com/office/word/2016/wordml/cid" xmlns:w16="http://schemas.microsoft.com/office/word/2018/wordml" xmlns:w16du="http://schemas.microsoft.com/office/word/2023/wordml/word16du" xmlns:w16sdtdh="http://schemas.microsoft.com/office/word/2020/wordml/sdtdatahash" xmlns:w16se="http://schemas.microsoft.com/office/word/2015/wordml/symex" xmlns:wpg="http://schemas.microsoft.com/office/word/2010/wordprocessingGroup" xmlns:wpi="http://schemas.microsoft.com/office/word/2010/wordprocessingInk" xmlns:wne="http://schemas.microsoft.com/office/word/2006/wordml" xmlns:wps="http://schemas.microsoft.com/office/word/2010/wordprocessingShape" mc:Ignorable="w14 w15 w16se w16cid w16 w16cex w16sdtdh w16du wp14">
+<w:hdr xmlns:wpc="http://schemas.microsoft.com/office/word/2010/wordprocessingCanvas" xmlns:cx="http://schemas.microsoft.com/office/drawing/2014/chartex" xmlns:cx1="http://schemas.microsoft.com/office/drawing/2015/9/8/chartex" xmlns:cx2="http://schemas.microsoft.com/office/drawing/2015/10/21/chartex" xmlns:cx3="http://schemas.microsoft.com/office/drawing/2016/5/9/chartex" xmlns:cx4="http://schemas.microsoft.com/office/drawing/2016/5/10/chartex" xmlns:cx5="http://schemas.microsoft.com/office/drawing/2016/5/11/chartex" xmlns:cx6="http://schemas.microsoft.com/office/drawing/2016/5/12/chartex" xmlns:cx7="http://schemas.microsoft.com/office/drawing/2016/5/13/chartex" xmlns:cx8="http://schemas.microsoft.com/office/drawing/2016/5/14/chartex" xmlns:mc="http://schemas.openxmlformats.org/markup-compatibility/2006" xmlns:aink="http://schemas.microsoft.com/office/drawing/2016/ink" xmlns:am3d="http://schemas.microsoft.com/office/drawing/2017/model3d" xmlns:o="urn:schemas-microsoft-com:office:office" xmlns:oel="http://schemas.microsoft.com/office/2019/extlst" xmlns:r="http://schemas.openxmlformats.org/officeDocument/2006/relationships" xmlns:m="http://schemas.openxmlformats.org/officeDocument/2006/math" xmlns:v="urn:schemas-microsoft-com:vml" xmlns:wp14="http://schemas.microsoft.com/office/word/2010/wordprocessingDrawing" xmlns:wp="http://schemas.openxmlformats.org/drawingml/2006/wordprocessingDrawing" xmlns:w10="urn:schemas-microsoft-com:office:word" xmlns:w="http://schemas.openxmlformats.org/wordprocessingml/2006/main" xmlns:w14="http://schemas.microsoft.com/office/word/2010/wordml" xmlns:w15="http://schemas.microsoft.com/office/word/2012/wordml" xmlns:w16cex="http://schemas.microsoft.com/office/word/2018/wordml/cex" xmlns:w16cid="http://schemas.microsoft.com/office/word/2016/wordml/cid" xmlns:w16="http://schemas.microsoft.com/office/word/2018/wordml" xmlns:w16du="http://schemas.microsoft.com/office/word/2023/wordml/word16du" xmlns:w16sdtdh="http://schemas.microsoft.com/office/word/2020/wordml/sdtdatahash" xmlns:w16sdtfl="http://schemas.microsoft.com/office/word/2024/wordml/sdtformatlock" xmlns:w16se="http://schemas.microsoft.com/office/word/2015/wordml/symex" xmlns:wpg="http://schemas.microsoft.com/office/word/2010/wordprocessingGroup" xmlns:wpi="http://schemas.microsoft.com/office/word/2010/wordprocessingInk" xmlns:wne="http://schemas.microsoft.com/office/word/2006/wordml" xmlns:wps="http://schemas.microsoft.com/office/word/2010/wordprocessingShape" mc:Ignorable="w14 w15 w16se w16cid w16 w16cex w16sdtdh w16sdtfl w16du wp14">
   <w:p>
     <w:pPr>
       <w:ind w:firstLine="360"/>
@@ -600,7 +661,7 @@
 </file>
 
 <file path=word/numbering.xml><?xml version="1.0" encoding="utf-8"?>
-<w:numbering xmlns:wpc="http://schemas.microsoft.com/office/word/2010/wordprocessingCanvas" xmlns:cx="http://schemas.microsoft.com/office/drawing/2014/chartex" xmlns:cx1="http://schemas.microsoft.com/office/drawing/2015/9/8/chartex" xmlns:cx2="http://schemas.microsoft.com/office/drawing/2015/10/21/chartex" xmlns:cx3="http://schemas.microsoft.com/office/drawing/2016/5/9/chartex" xmlns:cx4="http://schemas.microsoft.com/office/drawing/2016/5/10/chartex" xmlns:cx5="http://schemas.microsoft.com/office/drawing/2016/5/11/chartex" xmlns:cx6="http://schemas.microsoft.com/office/drawing/2016/5/12/chartex" xmlns:cx7="http://schemas.microsoft.com/office/drawing/2016/5/13/chartex" xmlns:cx8="http://schemas.microsoft.com/office/drawing/2016/5/14/chartex" xmlns:mc="http://schemas.openxmlformats.org/markup-compatibility/2006" xmlns:aink="http://schemas.microsoft.com/office/drawing/2016/ink" xmlns:am3d="http://schemas.microsoft.com/office/drawing/2017/model3d" xmlns:o="urn:schemas-microsoft-com:office:office" xmlns:oel="http://schemas.microsoft.com/office/2019/extlst" xmlns:r="http://schemas.openxmlformats.org/officeDocument/2006/relationships" xmlns:m="http://schemas.openxmlformats.org/officeDocument/2006/math" xmlns:v="urn:schemas-microsoft-com:vml" xmlns:wp14="http://schemas.microsoft.com/office/word/2010/wordprocessingDrawing" xmlns:wp="http://schemas.openxmlformats.org/drawingml/2006/wordprocessingDrawing" xmlns:w10="urn:schemas-microsoft-com:office:word" xmlns:w="http://schemas.openxmlformats.org/wordprocessingml/2006/main" xmlns:w14="http://schemas.microsoft.com/office/word/2010/wordml" xmlns:w15="http://schemas.microsoft.com/office/word/2012/wordml" xmlns:w16cex="http://schemas.microsoft.com/office/word/2018/wordml/cex" xmlns:w16cid="http://schemas.microsoft.com/office/word/2016/wordml/cid" xmlns:w16="http://schemas.microsoft.com/office/word/2018/wordml" xmlns:w16du="http://schemas.microsoft.com/office/word/2023/wordml/word16du" xmlns:w16sdtdh="http://schemas.microsoft.com/office/word/2020/wordml/sdtdatahash" xmlns:w16se="http://schemas.microsoft.com/office/word/2015/wordml/symex" xmlns:wpg="http://schemas.microsoft.com/office/word/2010/wordprocessingGroup" xmlns:wpi="http://schemas.microsoft.com/office/word/2010/wordprocessingInk" xmlns:wne="http://schemas.microsoft.com/office/word/2006/wordml" xmlns:wps="http://schemas.microsoft.com/office/word/2010/wordprocessingShape" mc:Ignorable="w14 w15 w16se w16cid w16 w16cex w16sdtdh w16du wp14">
+<w:numbering xmlns:wpc="http://schemas.microsoft.com/office/word/2010/wordprocessingCanvas" xmlns:cx="http://schemas.microsoft.com/office/drawing/2014/chartex" xmlns:cx1="http://schemas.microsoft.com/office/drawing/2015/9/8/chartex" xmlns:cx2="http://schemas.microsoft.com/office/drawing/2015/10/21/chartex" xmlns:cx3="http://schemas.microsoft.com/office/drawing/2016/5/9/chartex" xmlns:cx4="http://schemas.microsoft.com/office/drawing/2016/5/10/chartex" xmlns:cx5="http://schemas.microsoft.com/office/drawing/2016/5/11/chartex" xmlns:cx6="http://schemas.microsoft.com/office/drawing/2016/5/12/chartex" xmlns:cx7="http://schemas.microsoft.com/office/drawing/2016/5/13/chartex" xmlns:cx8="http://schemas.microsoft.com/office/drawing/2016/5/14/chartex" xmlns:mc="http://schemas.openxmlformats.org/markup-compatibility/2006" xmlns:aink="http://schemas.microsoft.com/office/drawing/2016/ink" xmlns:am3d="http://schemas.microsoft.com/office/drawing/2017/model3d" xmlns:o="urn:schemas-microsoft-com:office:office" xmlns:oel="http://schemas.microsoft.com/office/2019/extlst" xmlns:r="http://schemas.openxmlformats.org/officeDocument/2006/relationships" xmlns:m="http://schemas.openxmlformats.org/officeDocument/2006/math" xmlns:v="urn:schemas-microsoft-com:vml" xmlns:wp14="http://schemas.microsoft.com/office/word/2010/wordprocessingDrawing" xmlns:wp="http://schemas.openxmlformats.org/drawingml/2006/wordprocessingDrawing" xmlns:w10="urn:schemas-microsoft-com:office:word" xmlns:w="http://schemas.openxmlformats.org/wordprocessingml/2006/main" xmlns:w14="http://schemas.microsoft.com/office/word/2010/wordml" xmlns:w15="http://schemas.microsoft.com/office/word/2012/wordml" xmlns:w16cex="http://schemas.microsoft.com/office/word/2018/wordml/cex" xmlns:w16cid="http://schemas.microsoft.com/office/word/2016/wordml/cid" xmlns:w16="http://schemas.microsoft.com/office/word/2018/wordml" xmlns:w16du="http://schemas.microsoft.com/office/word/2023/wordml/word16du" xmlns:w16sdtdh="http://schemas.microsoft.com/office/word/2020/wordml/sdtdatahash" xmlns:w16sdtfl="http://schemas.microsoft.com/office/word/2024/wordml/sdtformatlock" xmlns:w16se="http://schemas.microsoft.com/office/word/2015/wordml/symex" xmlns:wpg="http://schemas.microsoft.com/office/word/2010/wordprocessingGroup" xmlns:wpi="http://schemas.microsoft.com/office/word/2010/wordprocessingInk" xmlns:wne="http://schemas.microsoft.com/office/word/2006/wordml" xmlns:wps="http://schemas.microsoft.com/office/word/2010/wordprocessingShape" mc:Ignorable="w14 w15 w16se w16cid w16 w16cex w16sdtdh w16sdtfl w16du wp14">
   <w:abstractNum w:abstractNumId="0" w15:restartNumberingAfterBreak="0">
     <w:nsid w:val="FFFFFF7E"/>
     <w:multiLevelType w:val="singleLevel"/>
@@ -7062,7 +7123,7 @@
 </file>
 
 <file path=word/styles.xml><?xml version="1.0" encoding="utf-8"?>
-<w:styles xmlns:mc="http://schemas.openxmlformats.org/markup-compatibility/2006" xmlns:r="http://schemas.openxmlformats.org/officeDocument/2006/relationships" xmlns:w="http://schemas.openxmlformats.org/wordprocessingml/2006/main" xmlns:w14="http://schemas.microsoft.com/office/word/2010/wordml" xmlns:w15="http://schemas.microsoft.com/office/word/2012/wordml" xmlns:w16cex="http://schemas.microsoft.com/office/word/2018/wordml/cex" xmlns:w16cid="http://schemas.microsoft.com/office/word/2016/wordml/cid" xmlns:w16="http://schemas.microsoft.com/office/word/2018/wordml" xmlns:w16du="http://schemas.microsoft.com/office/word/2023/wordml/word16du" xmlns:w16sdtdh="http://schemas.microsoft.com/office/word/2020/wordml/sdtdatahash" xmlns:w16se="http://schemas.microsoft.com/office/word/2015/wordml/symex" mc:Ignorable="w14 w15 w16se w16cid w16 w16cex w16sdtdh w16du">
+<w:styles xmlns:mc="http://schemas.openxmlformats.org/markup-compatibility/2006" xmlns:r="http://schemas.openxmlformats.org/officeDocument/2006/relationships" xmlns:w="http://schemas.openxmlformats.org/wordprocessingml/2006/main" xmlns:w14="http://schemas.microsoft.com/office/word/2010/wordml" xmlns:w15="http://schemas.microsoft.com/office/word/2012/wordml" xmlns:w16cex="http://schemas.microsoft.com/office/word/2018/wordml/cex" xmlns:w16cid="http://schemas.microsoft.com/office/word/2016/wordml/cid" xmlns:w16="http://schemas.microsoft.com/office/word/2018/wordml" xmlns:w16du="http://schemas.microsoft.com/office/word/2023/wordml/word16du" xmlns:w16sdtdh="http://schemas.microsoft.com/office/word/2020/wordml/sdtdatahash" xmlns:w16sdtfl="http://schemas.microsoft.com/office/word/2024/wordml/sdtformatlock" xmlns:w16se="http://schemas.microsoft.com/office/word/2015/wordml/symex" mc:Ignorable="w14 w15 w16se w16cid w16 w16cex w16sdtdh w16sdtfl w16du">
   <w:docDefaults>
     <w:rPrDefault>
       <w:rPr>
@@ -16775,6 +16836,34 @@
       <w:color w:val="666666"/>
     </w:rPr>
   </w:style>
+  <w:style w:type="paragraph" w:customStyle="1" w:styleId="RC">
+    <w:name w:val="RC正文"/>
+    <w:basedOn w:val="aa"/>
+    <w:link w:val="RCChar"/>
+    <w:rsid w:val="00144890"/>
+    <w:pPr>
+      <w:spacing w:line="360" w:lineRule="auto"/>
+      <w:ind w:firstLineChars="200" w:firstLine="480"/>
+    </w:pPr>
+    <w:rPr>
+      <w:rFonts w:eastAsiaTheme="minorEastAsia" w:cstheme="minorBidi"/>
+      <w:sz w:val="24"/>
+      <w:szCs w:val="22"/>
+    </w:rPr>
+  </w:style>
+  <w:style w:type="character" w:customStyle="1" w:styleId="RCChar">
+    <w:name w:val="RC正文 Char"/>
+    <w:basedOn w:val="ab"/>
+    <w:link w:val="RC"/>
+    <w:qFormat/>
+    <w:rsid w:val="00144890"/>
+    <w:rPr>
+      <w:rFonts w:eastAsiaTheme="minorEastAsia" w:cstheme="minorBidi"/>
+      <w:kern w:val="2"/>
+      <w:sz w:val="24"/>
+      <w:szCs w:val="22"/>
+    </w:rPr>
+  </w:style>
 </w:styles>
 </file>
 
